--- a/Report.docx
+++ b/Report.docx
@@ -1017,7 +1017,7 @@
               <w:rPr>
                 <w:sz w:val="18"/>
               </w:rPr>
-              <w:t>ChatGPT</w:t>
+              <w:t>Claude</w:t>
             </w:r>
           </w:p>
         </w:tc>
@@ -1111,7 +1111,25 @@
               <w:rPr>
                 <w:sz w:val="18"/>
               </w:rPr>
-              <w:t>Gemma</w:t>
+              <w:t>G</w:t>
+            </w:r>
+            <w:r>
+              <w:rPr>
+                <w:sz w:val="18"/>
+              </w:rPr>
+              <w:t>a</w:t>
+            </w:r>
+            <w:r>
+              <w:rPr>
+                <w:sz w:val="18"/>
+              </w:rPr>
+              <w:t>mma</w:t>
+            </w:r>
+            <w:r>
+              <w:rPr>
+                <w:sz w:val="18"/>
+              </w:rPr>
+              <w:t>, Claude</w:t>
             </w:r>
           </w:p>
         </w:tc>
@@ -1486,22 +1504,7 @@
         <w:t>Task 2: Run and understand the full code</w:t>
       </w:r>
       <w:r>
-        <w:t xml:space="preserve"> </w:t>
-      </w:r>
-      <w:r>
-        <w:t xml:space="preserve">(target completion: Day </w:t>
-      </w:r>
-      <w:r>
-        <w:t>2</w:t>
-      </w:r>
-      <w:r>
-        <w:t>, 1</w:t>
-      </w:r>
-      <w:r>
-        <w:t>6</w:t>
-      </w:r>
-      <w:r>
-        <w:t xml:space="preserve"> October 2026)</w:t>
+        <w:t xml:space="preserve"> (target completion: Day 2, 16 October 2026)</w:t>
       </w:r>
     </w:p>
     <w:p>
@@ -1610,22 +1613,7 @@
         <w:t>Task 3: Rebuild the code, test different parameters, and add visualizations</w:t>
       </w:r>
       <w:r>
-        <w:t xml:space="preserve"> </w:t>
-      </w:r>
-      <w:r>
-        <w:t xml:space="preserve">(target completion: Day </w:t>
-      </w:r>
-      <w:r>
-        <w:t>3</w:t>
-      </w:r>
-      <w:r>
-        <w:t>, 1</w:t>
-      </w:r>
-      <w:r>
-        <w:t>7</w:t>
-      </w:r>
-      <w:r>
-        <w:t xml:space="preserve"> October 2026)</w:t>
+        <w:t xml:space="preserve"> (target completion: Day 3, 17 October 2026)</w:t>
       </w:r>
     </w:p>
     <w:p>
@@ -1709,22 +1697,7 @@
         <w:t>Task 4: Result comparison, report, presentation, and file organization</w:t>
       </w:r>
       <w:r>
-        <w:t xml:space="preserve"> </w:t>
-      </w:r>
-      <w:r>
-        <w:t xml:space="preserve">(target completion: Day </w:t>
-      </w:r>
-      <w:r>
-        <w:t>4</w:t>
-      </w:r>
-      <w:r>
-        <w:t>, 1</w:t>
-      </w:r>
-      <w:r>
-        <w:t>8</w:t>
-      </w:r>
-      <w:r>
-        <w:t xml:space="preserve"> October 2026)</w:t>
+        <w:t xml:space="preserve"> (target completion: Day 4, 18 October 2026)</w:t>
       </w:r>
     </w:p>
     <w:p>
@@ -12346,6 +12319,7 @@
   <w:style w:type="character" w:default="1" w:styleId="DefaultParagraphFont">
     <w:name w:val="Default Paragraph Font"/>
     <w:uiPriority w:val="1"/>
+    <w:semiHidden/>
     <w:unhideWhenUsed/>
   </w:style>
   <w:style w:type="table" w:default="1" w:styleId="TableNormal">
